--- a/CSA-CCM/CSW-CSA-CCM-Reference-Design.docx
+++ b/CSA-CCM/CSW-CSA-CCM-Reference-Design.docx
@@ -37,13 +37,13 @@
         <w:t xml:space="preserve">Cisco Secure Workload — CSA Cloud Controls Matrix v4.0 (CCM)</w:t>
       </w:r>
     </w:p>
-    <w:bookmarkStart w:id="9" w:name="X0e87027ede1876a5fc7acc3c6b2efddc3ee671a"/>
+    <w:bookmarkStart w:id="9" w:name="X9aa6c2398f6f129ae822b7922cb05d805773c92"/>
     <w:p>
       <w:pPr>
         <w:pStyle w:val="Heading2"/>
       </w:pPr>
       <w:r>
-        <w:t xml:space="preserve">Technical Runbook | Multicloud and Hybrid Workload Security</w:t>
+        <w:t xml:space="preserve">Reference Design | Multicloud and Hybrid Workload Security</w:t>
       </w:r>
     </w:p>
     <w:p>
@@ -140,7 +140,7 @@
           <w:b/>
           <w:bCs/>
         </w:rPr>
-        <w:t xml:space="preserve">Questions this runbook helps you answer:</w:t>
+        <w:t xml:space="preserve">Questions this reference design helps you answer:</w:t>
       </w:r>
     </w:p>
     <w:p>
@@ -510,7 +510,7 @@
         <w:t xml:space="preserve"> </w:t>
       </w:r>
       <w:r>
-        <w:t xml:space="preserve">A CCM control scope (which domains apply to which service layers per CSA shared responsibility), cloud account inventory, tagging standards, SIEM onboarding runbooks, and agreement on</w:t>
+        <w:t xml:space="preserve">A CCM control scope (which domains apply to which service layers per CSA shared responsibility), cloud account inventory, tagging standards, SIEM onboarding reference designs, and agreement on</w:t>
       </w:r>
       <w:r>
         <w:t xml:space="preserve"> </w:t>
@@ -6008,13 +6008,13 @@
       </w:r>
     </w:p>
     <w:bookmarkEnd w:id="50"/>
-    <w:bookmarkStart w:id="57" w:name="appendix-b--related-technical-runbooks"/>
+    <w:bookmarkStart w:id="57" w:name="appendix-b--related-reference-designs"/>
     <w:p>
       <w:pPr>
         <w:pStyle w:val="Heading2"/>
       </w:pPr>
       <w:r>
-        <w:t xml:space="preserve">Appendix B — Related Technical Runbooks</w:t>
+        <w:t xml:space="preserve">Appendix B — Related Reference Designs</w:t>
       </w:r>
     </w:p>
     <w:p>
